--- a/docs/Короткие_инструкции/docx/R1_Как_запустить_датчики_и_приводной_уровень_на_роботе_jetbot_mirea.docx
+++ b/docs/Короткие_инструкции/docx/R1_Как_запустить_датчики_и_приводной_уровень_на_роботе_jetbot_mirea.docx
@@ -99,8 +99,6 @@
         </w:rPr>
         <w:t xml:space="preserve"> </w:t>
       </w:r>
-      <w:bookmarkStart w:id="1" w:name="_GoBack"/>
-      <w:bookmarkEnd w:id="1"/>
       <w:r>
         <w:rPr>
           <w:rFonts w:hint="default"/>
@@ -1073,75 +1071,142 @@
         <w:ind w:left="0" w:leftChars="0" w:firstLine="720" w:firstLineChars="0"/>
         <w:rPr>
           <w:rFonts w:hint="default"/>
-          <w:lang w:val="ru-RU"/>
-        </w:rPr>
-      </w:pPr>
-      <w:r>
-        <w:rPr>
-          <w:rFonts w:hint="default"/>
-          <w:lang w:val="ru-RU"/>
-        </w:rPr>
-        <w:t>Можно заставить реального робота двигаться с помощью телеуправления. Для этого при запущенных датчиках и приводном уровне необходимо в новом терминале выполнить команду:</w:t>
-      </w:r>
-    </w:p>
-    <w:p>
-      <w:pPr>
-        <w:pStyle w:val="21"/>
-        <w:bidi w:val="0"/>
-        <w:rPr>
-          <w:rFonts w:hint="default"/>
-          <w:lang w:val="en-US"/>
-        </w:rPr>
-      </w:pPr>
-      <w:r>
-        <w:rPr>
-          <w:rFonts w:hint="default"/>
-          <w:lang w:val="en-US"/>
-        </w:rPr>
-        <w:t>ros2 run teleop_twist_keyboard teleop_twist_keyboard</w:t>
-      </w:r>
-    </w:p>
-    <w:p>
-      <w:pPr>
-        <w:bidi w:val="0"/>
-        <w:rPr>
-          <w:rFonts w:hint="default"/>
-          <w:lang w:val="ru-RU"/>
-        </w:rPr>
-      </w:pPr>
-      <w:r>
-        <w:rPr>
-          <w:rFonts w:hint="default"/>
-          <w:lang w:val="ru-RU"/>
-        </w:rPr>
-        <w:t xml:space="preserve">Управляйте роботом клавишами, следуя инструкции на экране. </w:t>
-      </w:r>
+          <w:lang w:val="en-US"/>
+        </w:rPr>
+      </w:pPr>
       <w:r>
         <w:rPr>
           <w:rFonts w:hint="default"/>
           <w:b/>
           <w:bCs/>
-          <w:lang w:val="ru-RU"/>
-        </w:rPr>
-        <w:t xml:space="preserve">Внимание: сначала уменьшите скорость, а потом начинайте движение. Клавиша </w:t>
+          <w:lang w:val="en-US"/>
+        </w:rPr>
+        <w:t>!</w:t>
       </w:r>
       <w:r>
         <w:rPr>
           <w:rFonts w:hint="default"/>
           <w:b/>
           <w:bCs/>
-          <w:lang w:val="en-US"/>
-        </w:rPr>
-        <w:t>K</w:t>
+          <w:lang w:val="ru-RU"/>
+        </w:rPr>
+        <w:t>Более подробное описание находится в инструкции шаг</w:t>
+      </w:r>
+      <w:r>
+        <w:rPr>
+          <w:rFonts w:hint="default"/>
+          <w:lang w:val="ru-RU"/>
+        </w:rPr>
+        <w:t xml:space="preserve"> </w:t>
       </w:r>
       <w:r>
         <w:rPr>
           <w:rFonts w:hint="default"/>
           <w:b/>
           <w:bCs/>
-          <w:lang w:val="ru-RU"/>
-        </w:rPr>
-        <w:t xml:space="preserve"> - останавливает робота.</w:t>
+          <w:lang w:val="en-US"/>
+        </w:rPr>
+        <w:t>[R2]</w:t>
+      </w:r>
+      <w:r>
+        <w:rPr>
+          <w:rFonts w:hint="default"/>
+          <w:lang w:val="en-US"/>
+        </w:rPr>
+        <w:t>.</w:t>
+      </w:r>
+    </w:p>
+    <w:p>
+      <w:pPr>
+        <w:ind w:left="0" w:leftChars="0" w:firstLine="720" w:firstLineChars="0"/>
+        <w:rPr>
+          <w:rFonts w:hint="default"/>
+          <w:lang w:val="ru-RU"/>
+        </w:rPr>
+      </w:pPr>
+      <w:r>
+        <w:rPr>
+          <w:rFonts w:hint="default"/>
+          <w:lang w:val="ru-RU"/>
+        </w:rPr>
+        <w:t>Можно заставить реального робота двигаться с помощью телеуправления. Для этого при запущенных датчиках и приводном уровне необходимо в новом терминале выполнить команду:</w:t>
+      </w:r>
+    </w:p>
+    <w:p>
+      <w:pPr>
+        <w:pStyle w:val="21"/>
+        <w:bidi w:val="0"/>
+        <w:rPr>
+          <w:rFonts w:hint="default"/>
+          <w:lang w:val="en-US"/>
+        </w:rPr>
+      </w:pPr>
+      <w:r>
+        <w:rPr>
+          <w:rFonts w:hint="default"/>
+          <w:lang w:val="en-US"/>
+        </w:rPr>
+        <w:t>ros2 run teleop_twist_keyboard teleop_twist_keyboard</w:t>
+      </w:r>
+    </w:p>
+    <w:p>
+      <w:pPr>
+        <w:bidi w:val="0"/>
+        <w:rPr>
+          <w:rFonts w:hint="default"/>
+          <w:b w:val="0"/>
+          <w:bCs w:val="0"/>
+          <w:u w:val="single"/>
+          <w:lang w:val="ru-RU"/>
+        </w:rPr>
+      </w:pPr>
+      <w:r>
+        <w:rPr>
+          <w:rFonts w:hint="default"/>
+          <w:lang w:val="ru-RU"/>
+        </w:rPr>
+        <w:t xml:space="preserve">Управляйте роботом клавишами, следуя инструкции на экране. </w:t>
+      </w:r>
+      <w:r>
+        <w:rPr>
+          <w:rFonts w:hint="default"/>
+          <w:b/>
+          <w:bCs/>
+          <w:lang w:val="ru-RU"/>
+        </w:rPr>
+        <w:t xml:space="preserve">Внимание: сначала уменьшите скорость, а потом начинайте движение. </w:t>
+      </w:r>
+      <w:bookmarkStart w:id="1" w:name="_GoBack"/>
+      <w:bookmarkEnd w:id="1"/>
+      <w:r>
+        <w:rPr>
+          <w:rFonts w:hint="default"/>
+          <w:b w:val="0"/>
+          <w:bCs w:val="0"/>
+          <w:u w:val="single"/>
+          <w:lang w:val="ru-RU"/>
+        </w:rPr>
+        <w:t xml:space="preserve">Отпустите все клавиши или нажмите любую не назначенную клавишу для </w:t>
+      </w:r>
+      <w:r>
+        <w:rPr>
+          <w:rFonts w:hint="default"/>
+          <w:b/>
+          <w:bCs/>
+          <w:u w:val="single"/>
+          <w:lang w:val="ru-RU"/>
+        </w:rPr>
+        <w:t xml:space="preserve">остановки </w:t>
+      </w:r>
+      <w:r>
+        <w:rPr>
+          <w:rFonts w:hint="default"/>
+          <w:b w:val="0"/>
+          <w:bCs w:val="0"/>
+          <w:u w:val="single"/>
+          <w:lang w:val="ru-RU"/>
+        </w:rPr>
+        <w:t>робота.</w:t>
       </w:r>
     </w:p>
     <w:p>
@@ -2589,7 +2654,7 @@
     <w:lsdException w:qFormat="1" w:unhideWhenUsed="0" w:uiPriority="0" w:semiHidden="0" w:name="HTML Code"/>
     <w:lsdException w:unhideWhenUsed="0" w:uiPriority="0" w:semiHidden="0" w:name="HTML Definition"/>
     <w:lsdException w:unhideWhenUsed="0" w:uiPriority="0" w:semiHidden="0" w:name="HTML Keyboard"/>
-    <w:lsdException w:unhideWhenUsed="0" w:uiPriority="0" w:semiHidden="0" w:name="HTML Preformatted"/>
+    <w:lsdException w:qFormat="1" w:unhideWhenUsed="0" w:uiPriority="0" w:semiHidden="0" w:name="HTML Preformatted"/>
     <w:lsdException w:unhideWhenUsed="0" w:uiPriority="0" w:semiHidden="0" w:name="HTML Sample"/>
     <w:lsdException w:unhideWhenUsed="0" w:uiPriority="0" w:semiHidden="0" w:name="HTML Typewriter"/>
     <w:lsdException w:unhideWhenUsed="0" w:uiPriority="0" w:semiHidden="0" w:name="HTML Variable"/>
@@ -2943,6 +3008,7 @@
   </w:style>
   <w:style w:type="paragraph" w:styleId="14">
     <w:name w:val="HTML Preformatted"/>
+    <w:qFormat/>
     <w:uiPriority w:val="0"/>
     <w:pPr>
       <w:tabs>
